--- a/data/analysis/Reportes/Archivo/Analisis_Hidrometeorologico_2026-10-03.docx
+++ b/data/analysis/Reportes/Archivo/Analisis_Hidrometeorologico_2026-10-03.docx
@@ -35,7 +35,7 @@
           <w:rFonts w:ascii="Arial" w:hAnsi="Arial"/>
           <w:sz w:val="19"/>
         </w:rPr>
-        <w:t>CORTE: 2026-10-03 13:48</w:t>
+        <w:t>CORTE: 2026-10-03 13:59</w:t>
       </w:r>
     </w:p>
     <w:p>
@@ -75,7 +75,7 @@
           <w:rFonts w:ascii="Arial" w:hAnsi="Arial"/>
           <w:sz w:val="19"/>
         </w:rPr>
-        <w:t>Al corte de las 13:48 h, la lectura debe mantenerse integrada y no por cuencas aisladas. La señal hidrométrica más reciente tiene como referencia principal el corte vigente de niveles y la lluvia observada/prevista sobre Guatemala, Chiapas y Tabasco. El mayor cambio de 24 h entre estaciones observadas es Tapijulapa +0.55 m/24 h. La prioridad operativa es confirmar cualquier cambio de escenario con coincidencia de lluvia, saturación, niveles, caudales y operación de presas; el pronóstico por sí solo no constituye una creciente confirmada.</w:t>
+        <w:t>Al corte de las 13:59 h, la lectura debe mantenerse integrada y no por cuencas aisladas. La señal hidrométrica más reciente tiene como referencia principal el corte vigente de niveles y la lluvia observada/prevista sobre Guatemala, Chiapas y Tabasco. El mayor cambio de 24 h entre estaciones observadas es Tapijulapa +0.55 m/24 h. La prioridad operativa es confirmar cualquier cambio de escenario con coincidencia de lluvia, saturación, niveles, caudales y operación de presas; el pronóstico por sí solo no constituye una creciente confirmada.</w:t>
       </w:r>
     </w:p>
     <w:p>
@@ -315,7 +315,7 @@
           <w:rFonts w:ascii="Arial" w:hAnsi="Arial"/>
           <w:sz w:val="19"/>
         </w:rPr>
-        <w:t>Boca del Cerro registra 15.47 m, con variación de 24 h -0.16 m. En la cuenca alta de Guatemala, El Tigre reporta 8.32 m y 2126.0 m³/s; El Porvenir/La Pasión 3.65 m y 568.1 m³/s. La secuencia de vigilancia se mantiene Guatemala → Boca del Cerro/Tenosique → Balancán → Emiliano Zapata → Jonuta → Centla. Pronóstico SMN para Usumacinta: 0-24 h: 75 a 150 mm; 24-48 h: 75 a 150 mm; 48-72 h: 750 a 150 mm; 72-96 h: 75 a 150 mm.</w:t>
+        <w:t>Boca del Cerro registra 15.47 m, con variación de 24 h -0.16 m. En la cuenca alta de Guatemala, El Tigre reporta 8.32 m y 2126.0 m³/s; El Porvenir/La Pasión 3.65 m y 568.1 m³/s. La secuencia de vigilancia se mantiene Guatemala → Boca del Cerro/Tenosique → Balancán → Emiliano Zapata → Jonuta → Centla. Pronóstico SMN para Usumacinta: 0-24 h: 75 a 150 mm; 24-48 h: 75 a 150 mm; 48-72 h: 75 a 150 mm; 72-96 h: 75 a 150 mm.</w:t>
       </w:r>
     </w:p>
     <w:tbl>
@@ -1906,7 +1906,7 @@
           <w:rFonts w:ascii="Arial" w:hAnsi="Arial"/>
           <w:sz w:val="19"/>
         </w:rPr>
-        <w:t>El diagnóstico integrado del corte de las 13:48 h se mantiene condicionado por la evolución conjunta de Guatemala–Usumacinta–Boca del Cerro, Ríos Serranos–Pichucalco–Grijalva bajo, la cascada de presas y Peñitas/cuenca libre–Mezcalapa–Samaria–Carrizal. Ningún componente debe interpretarse de manera aislada. La señal operativa debe escalar únicamente cuando coincidan magnitud, persistencia y respuesta observada.</w:t>
+        <w:t>El diagnóstico integrado del corte de las 13:59 h se mantiene condicionado por la evolución conjunta de Guatemala–Usumacinta–Boca del Cerro, Ríos Serranos–Pichucalco–Grijalva bajo, la cascada de presas y Peñitas/cuenca libre–Mezcalapa–Samaria–Carrizal. Ningún componente debe interpretarse de manera aislada. La señal operativa debe escalar únicamente cuando coincidan magnitud, persistencia y respuesta observada.</w:t>
       </w:r>
     </w:p>
     <w:p>
@@ -2250,7 +2250,7 @@
                 <w:b w:val="0"/>
                 <w:sz w:val="16"/>
               </w:rPr>
-              <w:t>2026-10-03T13:33:57.333825-06:00</w:t>
+              <w:t>2026-10-03T13:49:36.806914-06:00</w:t>
             </w:r>
           </w:p>
         </w:tc>
@@ -2312,7 +2312,7 @@
                 <w:b w:val="0"/>
                 <w:sz w:val="16"/>
               </w:rPr>
-              <w:t>2026-10-03T13:33:57.333825-06:00</w:t>
+              <w:t>2026-10-03T13:49:36.806914-06:00</w:t>
             </w:r>
           </w:p>
         </w:tc>

--- a/data/analysis/Reportes/Archivo/Analisis_Hidrometeorologico_2026-10-03.docx
+++ b/data/analysis/Reportes/Archivo/Analisis_Hidrometeorologico_2026-10-03.docx
@@ -35,7 +35,7 @@
           <w:rFonts w:ascii="Arial" w:hAnsi="Arial"/>
           <w:sz w:val="19"/>
         </w:rPr>
-        <w:t>CORTE: 2026-10-03 13:59</w:t>
+        <w:t>CORTE: 2026-10-03 14:07</w:t>
       </w:r>
     </w:p>
     <w:p>
@@ -75,7 +75,7 @@
           <w:rFonts w:ascii="Arial" w:hAnsi="Arial"/>
           <w:sz w:val="19"/>
         </w:rPr>
-        <w:t>Al corte de las 13:59 h, la lectura debe mantenerse integrada y no por cuencas aisladas. La señal hidrométrica más reciente tiene como referencia principal el corte vigente de niveles y la lluvia observada/prevista sobre Guatemala, Chiapas y Tabasco. El mayor cambio de 24 h entre estaciones observadas es Tapijulapa +0.55 m/24 h. La prioridad operativa es confirmar cualquier cambio de escenario con coincidencia de lluvia, saturación, niveles, caudales y operación de presas; el pronóstico por sí solo no constituye una creciente confirmada.</w:t>
+        <w:t>Al corte de las 14:07 h, la lectura debe mantenerse integrada y no por cuencas aisladas. La señal hidrométrica más reciente tiene como referencia principal el corte vigente de niveles y la lluvia observada/prevista sobre Guatemala, Chiapas y Tabasco. El mayor cambio de 24 h entre estaciones observadas es Tapijulapa +0.55 m/24 h. La prioridad operativa es confirmar cualquier cambio de escenario con coincidencia de lluvia, saturación, niveles, caudales y operación de presas; el pronóstico por sí solo no constituye una creciente confirmada.</w:t>
       </w:r>
     </w:p>
     <w:p>
@@ -1906,7 +1906,7 @@
           <w:rFonts w:ascii="Arial" w:hAnsi="Arial"/>
           <w:sz w:val="19"/>
         </w:rPr>
-        <w:t>El diagnóstico integrado del corte de las 13:59 h se mantiene condicionado por la evolución conjunta de Guatemala–Usumacinta–Boca del Cerro, Ríos Serranos–Pichucalco–Grijalva bajo, la cascada de presas y Peñitas/cuenca libre–Mezcalapa–Samaria–Carrizal. Ningún componente debe interpretarse de manera aislada. La señal operativa debe escalar únicamente cuando coincidan magnitud, persistencia y respuesta observada.</w:t>
+        <w:t>El diagnóstico integrado del corte de las 14:07 h se mantiene condicionado por la evolución conjunta de Guatemala–Usumacinta–Boca del Cerro, Ríos Serranos–Pichucalco–Grijalva bajo, la cascada de presas y Peñitas/cuenca libre–Mezcalapa–Samaria–Carrizal. Ningún componente debe interpretarse de manera aislada. La señal operativa debe escalar únicamente cuando coincidan magnitud, persistencia y respuesta observada.</w:t>
       </w:r>
     </w:p>
     <w:p>
